--- a/自我介绍.docx
+++ b/自我介绍.docx
@@ -5,8 +5,12 @@
     <w:p>
       <w:pPr>
         <w:pStyle w:val="FirstParagraph"/>
-        <w:rPr>
-          <w:sz w:val="21"/>
+        <w:snapToGrid w:val="0"/>
+        <w:spacing w:line="216" w:lineRule="auto"/>
+        <w:ind w:firstLineChars="200" w:firstLine="400"/>
+        <w:contextualSpacing/>
+        <w:rPr>
+          <w:sz w:val="20"/>
           <w:lang w:eastAsia="zh-CN"/>
         </w:rPr>
       </w:pPr>
@@ -14,7 +18,7 @@
       <w:r>
         <w:rPr>
           <w:rFonts w:hint="eastAsia"/>
-          <w:sz w:val="21"/>
+          <w:sz w:val="20"/>
           <w:lang w:eastAsia="zh-CN"/>
         </w:rPr>
         <w:t>面试官好，我叫吴子豪，来自浙江大学</w:t>
@@ -23,7 +27,7 @@
         <w:rPr>
           <w:rFonts w:hint="eastAsia"/>
           <w:b/>
-          <w:sz w:val="21"/>
+          <w:sz w:val="20"/>
           <w:lang w:eastAsia="zh-CN"/>
         </w:rPr>
         <w:t>农业机械化工程专业</w:t>
@@ -31,7 +35,7 @@
       <w:r>
         <w:rPr>
           <w:rFonts w:hint="eastAsia"/>
-          <w:sz w:val="21"/>
+          <w:sz w:val="20"/>
           <w:lang w:eastAsia="zh-CN"/>
         </w:rPr>
         <w:t>，目前是</w:t>
@@ -40,7 +44,7 @@
         <w:rPr>
           <w:rFonts w:hint="eastAsia"/>
           <w:b/>
-          <w:sz w:val="21"/>
+          <w:sz w:val="20"/>
           <w:lang w:eastAsia="zh-CN"/>
         </w:rPr>
         <w:t>硕士二年级</w:t>
@@ -48,7 +52,7 @@
       <w:r>
         <w:rPr>
           <w:rFonts w:hint="eastAsia"/>
-          <w:sz w:val="21"/>
+          <w:sz w:val="20"/>
           <w:lang w:eastAsia="zh-CN"/>
         </w:rPr>
         <w:t>。本科也是毕业于浙江大学本专业，本科期间综合成绩排名专业第</w:t>
@@ -56,7 +60,7 @@
       <w:r>
         <w:rPr>
           <w:rFonts w:hint="eastAsia"/>
-          <w:sz w:val="21"/>
+          <w:sz w:val="20"/>
           <w:lang w:eastAsia="zh-CN"/>
         </w:rPr>
         <w:t>3</w:t>
@@ -64,15 +68,31 @@
       <w:r>
         <w:rPr>
           <w:rFonts w:hint="eastAsia"/>
-          <w:sz w:val="21"/>
-          <w:lang w:eastAsia="zh-CN"/>
-        </w:rPr>
-        <w:t>，曾获多项荣誉奖学金。在竞赛方面，曾获</w:t>
-      </w:r>
-      <w:r>
-        <w:rPr>
-          <w:rFonts w:hint="eastAsia"/>
-          <w:sz w:val="21"/>
+          <w:sz w:val="20"/>
+          <w:lang w:eastAsia="zh-CN"/>
+        </w:rPr>
+        <w:t>，曾获多项荣誉奖学金</w:t>
+      </w:r>
+      <w:r>
+        <w:rPr>
+          <w:rFonts w:hint="eastAsia"/>
+          <w:sz w:val="20"/>
+          <w:lang w:eastAsia="zh-CN"/>
+        </w:rPr>
+        <w:t>以及多项专利</w:t>
+      </w:r>
+      <w:r>
+        <w:rPr>
+          <w:rFonts w:hint="eastAsia"/>
+          <w:sz w:val="20"/>
+          <w:lang w:eastAsia="zh-CN"/>
+        </w:rPr>
+        <w:t>。在竞赛方面，曾获</w:t>
+      </w:r>
+      <w:r>
+        <w:rPr>
+          <w:rFonts w:hint="eastAsia"/>
+          <w:sz w:val="20"/>
           <w:lang w:eastAsia="zh-CN"/>
         </w:rPr>
         <w:t>2021</w:t>
@@ -80,7 +100,7 @@
       <w:r>
         <w:rPr>
           <w:rFonts w:hint="eastAsia"/>
-          <w:sz w:val="21"/>
+          <w:sz w:val="20"/>
           <w:lang w:eastAsia="zh-CN"/>
         </w:rPr>
         <w:t>年中国农业机器人大赛一等奖，以及</w:t>
@@ -88,7 +108,7 @@
       <w:r>
         <w:rPr>
           <w:rFonts w:hint="eastAsia"/>
-          <w:sz w:val="21"/>
+          <w:sz w:val="20"/>
           <w:lang w:eastAsia="zh-CN"/>
         </w:rPr>
         <w:t>2023</w:t>
@@ -96,7 +116,7 @@
       <w:r>
         <w:rPr>
           <w:rFonts w:hint="eastAsia"/>
-          <w:sz w:val="21"/>
+          <w:sz w:val="20"/>
           <w:lang w:eastAsia="zh-CN"/>
         </w:rPr>
         <w:t>年在美国奥马哈举办的</w:t>
@@ -104,7 +124,7 @@
       <w:r>
         <w:rPr>
           <w:rFonts w:hint="eastAsia"/>
-          <w:sz w:val="21"/>
+          <w:sz w:val="20"/>
           <w:lang w:eastAsia="zh-CN"/>
         </w:rPr>
         <w:t>ASABE</w:t>
@@ -112,7 +132,7 @@
       <w:r>
         <w:rPr>
           <w:rFonts w:hint="eastAsia"/>
-          <w:sz w:val="21"/>
+          <w:sz w:val="20"/>
           <w:lang w:eastAsia="zh-CN"/>
         </w:rPr>
         <w:t>国际大学生机器人竞赛高级组冠军，两次比赛中我主要负责目标检测模型的搭建与优化。</w:t>
@@ -121,32 +141,44 @@
     <w:p>
       <w:pPr>
         <w:pStyle w:val="FirstParagraph"/>
-        <w:rPr>
-          <w:sz w:val="21"/>
+        <w:snapToGrid w:val="0"/>
+        <w:spacing w:line="216" w:lineRule="auto"/>
+        <w:ind w:firstLineChars="200" w:firstLine="400"/>
+        <w:contextualSpacing/>
+        <w:rPr>
+          <w:sz w:val="20"/>
           <w:lang w:eastAsia="zh-CN"/>
         </w:rPr>
       </w:pPr>
       <w:r>
         <w:rPr>
           <w:rFonts w:hint="eastAsia"/>
-          <w:sz w:val="21"/>
-          <w:lang w:eastAsia="zh-CN"/>
-        </w:rPr>
-        <w:t>硕</w:t>
-      </w:r>
-      <w:r>
-        <w:rPr>
-          <w:rFonts w:hint="eastAsia"/>
-          <w:sz w:val="21"/>
-          <w:lang w:eastAsia="zh-CN"/>
-        </w:rPr>
-        <w:t>士期间我的研究方向是果蔬光谱的序列化建模，核心是对序列化信息的</w:t>
+          <w:sz w:val="20"/>
+          <w:lang w:eastAsia="zh-CN"/>
+        </w:rPr>
+        <w:t>硕士期间我的研究方向是果蔬光谱的序列化建模，核心是对</w:t>
+      </w:r>
+      <w:r>
+        <w:rPr>
+          <w:rFonts w:hint="eastAsia"/>
+          <w:sz w:val="20"/>
+          <w:lang w:eastAsia="zh-CN"/>
+        </w:rPr>
+        <w:t>光谱</w:t>
+      </w:r>
+      <w:r>
+        <w:rPr>
+          <w:rFonts w:hint="eastAsia"/>
+          <w:sz w:val="20"/>
+          <w:lang w:eastAsia="zh-CN"/>
+        </w:rPr>
+        <w:t>序列化信息的</w:t>
       </w:r>
       <w:r>
         <w:rPr>
           <w:rFonts w:hint="eastAsia"/>
           <w:b/>
-          <w:sz w:val="21"/>
+          <w:sz w:val="20"/>
           <w:lang w:eastAsia="zh-CN"/>
         </w:rPr>
         <w:t>特征提取</w:t>
@@ -154,7 +186,7 @@
       <w:r>
         <w:rPr>
           <w:rFonts w:hint="eastAsia"/>
-          <w:sz w:val="21"/>
+          <w:sz w:val="20"/>
           <w:lang w:eastAsia="zh-CN"/>
         </w:rPr>
         <w:t>与</w:t>
@@ -163,7 +195,7 @@
         <w:rPr>
           <w:rFonts w:hint="eastAsia"/>
           <w:b/>
-          <w:sz w:val="21"/>
+          <w:sz w:val="20"/>
           <w:lang w:eastAsia="zh-CN"/>
         </w:rPr>
         <w:t>表示学习</w:t>
@@ -171,30 +203,14 @@
       <w:r>
         <w:rPr>
           <w:rFonts w:hint="eastAsia"/>
-          <w:sz w:val="21"/>
-          <w:lang w:eastAsia="zh-CN"/>
-        </w:rPr>
-        <w:t>，虽然我的研究方向跟大模型相关性</w:t>
-      </w:r>
-      <w:r>
-        <w:rPr>
-          <w:rFonts w:hint="eastAsia"/>
-          <w:sz w:val="21"/>
-          <w:lang w:eastAsia="zh-CN"/>
-        </w:rPr>
-        <w:t>有限</w:t>
-      </w:r>
-      <w:r>
-        <w:rPr>
-          <w:rFonts w:hint="eastAsia"/>
-          <w:sz w:val="21"/>
-          <w:lang w:eastAsia="zh-CN"/>
-        </w:rPr>
-        <w:t>哈，但是我个人对大模型和</w:t>
-      </w:r>
-      <w:r>
-        <w:rPr>
-          <w:sz w:val="21"/>
+          <w:sz w:val="20"/>
+          <w:lang w:eastAsia="zh-CN"/>
+        </w:rPr>
+        <w:t>，虽然我的研究方向跟大模型相关性有限哈，但是我个人对大模型和</w:t>
+      </w:r>
+      <w:r>
+        <w:rPr>
+          <w:sz w:val="20"/>
           <w:lang w:eastAsia="zh-CN"/>
         </w:rPr>
         <w:t xml:space="preserve"> Agent </w:t>
@@ -202,696 +218,429 @@
       <w:r>
         <w:rPr>
           <w:rFonts w:hint="eastAsia"/>
-          <w:sz w:val="21"/>
-          <w:lang w:eastAsia="zh-CN"/>
-        </w:rPr>
-        <w:t>方向一直很感兴趣，平时这方</w:t>
-      </w:r>
-      <w:r>
-        <w:rPr>
-          <w:rFonts w:hint="eastAsia"/>
-          <w:sz w:val="21"/>
-          <w:lang w:eastAsia="zh-CN"/>
-        </w:rPr>
-        <w:t>面的知识也学的挺多。</w:t>
-      </w:r>
-    </w:p>
-    <w:p>
-      <w:pPr>
-        <w:pStyle w:val="a0"/>
-        <w:rPr>
-          <w:sz w:val="21"/>
-          <w:lang w:eastAsia="zh-CN"/>
-        </w:rPr>
-      </w:pPr>
-      <w:r>
-        <w:rPr>
-          <w:rFonts w:hint="eastAsia"/>
-          <w:sz w:val="21"/>
-          <w:lang w:eastAsia="zh-CN"/>
-        </w:rPr>
-        <w:t>技术方面，我深入研读过</w:t>
-      </w:r>
-      <w:r>
-        <w:rPr>
-          <w:sz w:val="21"/>
-          <w:lang w:eastAsia="zh-CN"/>
-        </w:rPr>
-        <w:t xml:space="preserve"> GPT</w:t>
-      </w:r>
-      <w:r>
-        <w:rPr>
-          <w:rFonts w:hint="eastAsia"/>
-          <w:sz w:val="21"/>
-          <w:lang w:eastAsia="zh-CN"/>
-        </w:rPr>
-        <w:t>、</w:t>
-      </w:r>
-      <w:proofErr w:type="spellStart"/>
-      <w:r>
-        <w:rPr>
-          <w:rFonts w:hint="eastAsia"/>
-          <w:sz w:val="21"/>
-          <w:lang w:eastAsia="zh-CN"/>
-        </w:rPr>
-        <w:t>DeepSeek</w:t>
-      </w:r>
-      <w:proofErr w:type="spellEnd"/>
-      <w:r>
-        <w:rPr>
-          <w:rFonts w:hint="eastAsia"/>
-          <w:sz w:val="21"/>
-          <w:lang w:eastAsia="zh-CN"/>
-        </w:rPr>
-        <w:t>、</w:t>
-      </w:r>
-      <w:proofErr w:type="spellStart"/>
-      <w:r>
-        <w:rPr>
-          <w:rFonts w:hint="eastAsia"/>
-          <w:sz w:val="21"/>
-          <w:lang w:eastAsia="zh-CN"/>
-        </w:rPr>
-        <w:t>Qwen</w:t>
-      </w:r>
-      <w:proofErr w:type="spellEnd"/>
-      <w:r>
-        <w:rPr>
-          <w:sz w:val="21"/>
-          <w:lang w:eastAsia="zh-CN"/>
-        </w:rPr>
-        <w:t xml:space="preserve"> </w:t>
-      </w:r>
-      <w:r>
-        <w:rPr>
-          <w:rFonts w:hint="eastAsia"/>
-          <w:sz w:val="21"/>
-          <w:lang w:eastAsia="zh-CN"/>
-        </w:rPr>
-        <w:t>等主流模型的技术报告，对它们在架构上的创新演进有较系统的了解，比如</w:t>
-      </w:r>
-      <w:r>
-        <w:rPr>
-          <w:sz w:val="21"/>
-          <w:lang w:eastAsia="zh-CN"/>
-        </w:rPr>
-        <w:t xml:space="preserve"> MLA</w:t>
-      </w:r>
-      <w:r>
-        <w:rPr>
-          <w:sz w:val="21"/>
-          <w:lang w:eastAsia="zh-CN"/>
-        </w:rPr>
-        <w:t>、</w:t>
-      </w:r>
-      <w:proofErr w:type="spellStart"/>
-      <w:r>
-        <w:rPr>
-          <w:sz w:val="21"/>
-          <w:lang w:eastAsia="zh-CN"/>
-        </w:rPr>
-        <w:t>MoE</w:t>
-      </w:r>
-      <w:proofErr w:type="spellEnd"/>
-      <w:r>
-        <w:rPr>
-          <w:sz w:val="21"/>
-          <w:lang w:eastAsia="zh-CN"/>
-        </w:rPr>
-        <w:t>、</w:t>
-      </w:r>
-      <w:r>
-        <w:rPr>
-          <w:sz w:val="21"/>
-          <w:lang w:eastAsia="zh-CN"/>
-        </w:rPr>
-        <w:t xml:space="preserve">MTP </w:t>
-      </w:r>
-      <w:r>
-        <w:rPr>
-          <w:rFonts w:hint="eastAsia"/>
-          <w:sz w:val="21"/>
-          <w:lang w:eastAsia="zh-CN"/>
-        </w:rPr>
-        <w:t>等关键设计。我对大模型的整体训练链路比较熟悉，从</w:t>
-      </w:r>
-      <w:r>
-        <w:rPr>
-          <w:rFonts w:hint="eastAsia"/>
-          <w:sz w:val="21"/>
-          <w:lang w:eastAsia="zh-CN"/>
-        </w:rPr>
-        <w:t>pre-training</w:t>
-      </w:r>
-      <w:r>
-        <w:rPr>
-          <w:rFonts w:hint="eastAsia"/>
-          <w:sz w:val="21"/>
-          <w:lang w:eastAsia="zh-CN"/>
-        </w:rPr>
-        <w:t>、</w:t>
-      </w:r>
-      <w:r>
-        <w:rPr>
-          <w:rFonts w:hint="eastAsia"/>
-          <w:sz w:val="21"/>
-          <w:lang w:eastAsia="zh-CN"/>
-        </w:rPr>
-        <w:t>SFT</w:t>
-      </w:r>
-      <w:r>
-        <w:rPr>
-          <w:rFonts w:hint="eastAsia"/>
-          <w:sz w:val="21"/>
-          <w:lang w:eastAsia="zh-CN"/>
-        </w:rPr>
-        <w:t>，再到</w:t>
-      </w:r>
-      <w:r>
-        <w:rPr>
-          <w:rFonts w:hint="eastAsia"/>
-          <w:sz w:val="21"/>
-          <w:lang w:eastAsia="zh-CN"/>
-        </w:rPr>
-        <w:t>RL</w:t>
-      </w:r>
-      <w:r>
-        <w:rPr>
-          <w:rFonts w:hint="eastAsia"/>
-          <w:sz w:val="21"/>
-          <w:lang w:eastAsia="zh-CN"/>
-        </w:rPr>
-        <w:t>，以及</w:t>
-      </w:r>
-      <w:r>
-        <w:rPr>
-          <w:sz w:val="21"/>
-          <w:lang w:eastAsia="zh-CN"/>
-        </w:rPr>
-        <w:t xml:space="preserve"> PPO</w:t>
-      </w:r>
-      <w:r>
-        <w:rPr>
-          <w:sz w:val="21"/>
-          <w:lang w:eastAsia="zh-CN"/>
-        </w:rPr>
-        <w:t>、</w:t>
-      </w:r>
-      <w:r>
-        <w:rPr>
-          <w:sz w:val="21"/>
-          <w:lang w:eastAsia="zh-CN"/>
-        </w:rPr>
-        <w:t xml:space="preserve">GRPO </w:t>
-      </w:r>
-      <w:r>
-        <w:rPr>
-          <w:rFonts w:hint="eastAsia"/>
-          <w:sz w:val="21"/>
-          <w:lang w:eastAsia="zh-CN"/>
-        </w:rPr>
-        <w:t>等具体算法实现，并在</w:t>
-      </w:r>
-      <w:r>
-        <w:rPr>
-          <w:sz w:val="21"/>
-          <w:lang w:eastAsia="zh-CN"/>
-        </w:rPr>
-        <w:t xml:space="preserve"> </w:t>
-      </w:r>
-      <w:proofErr w:type="spellStart"/>
-      <w:r>
-        <w:rPr>
-          <w:sz w:val="21"/>
-          <w:lang w:eastAsia="zh-CN"/>
-        </w:rPr>
-        <w:t>VeRL</w:t>
-      </w:r>
-      <w:proofErr w:type="spellEnd"/>
-      <w:r>
-        <w:rPr>
-          <w:sz w:val="21"/>
-          <w:lang w:eastAsia="zh-CN"/>
-        </w:rPr>
-        <w:t xml:space="preserve"> </w:t>
-      </w:r>
-      <w:r>
-        <w:rPr>
-          <w:rFonts w:hint="eastAsia"/>
-          <w:sz w:val="21"/>
-          <w:lang w:eastAsia="zh-CN"/>
-        </w:rPr>
-        <w:t>分布式训练框架上有实际的</w:t>
-      </w:r>
-      <w:r>
-        <w:rPr>
-          <w:sz w:val="21"/>
-          <w:lang w:eastAsia="zh-CN"/>
-        </w:rPr>
-        <w:t xml:space="preserve"> RL </w:t>
-      </w:r>
-      <w:r>
-        <w:rPr>
-          <w:rFonts w:hint="eastAsia"/>
-          <w:sz w:val="21"/>
-          <w:lang w:eastAsia="zh-CN"/>
-        </w:rPr>
-        <w:t>训练经验。</w:t>
-      </w:r>
-    </w:p>
-    <w:p>
-      <w:pPr>
-        <w:pStyle w:val="a0"/>
-        <w:rPr>
-          <w:sz w:val="21"/>
-        </w:rPr>
-      </w:pPr>
-      <w:proofErr w:type="spellStart"/>
-      <w:r>
-        <w:rPr>
-          <w:rFonts w:hint="eastAsia"/>
-          <w:sz w:val="21"/>
-        </w:rPr>
-        <w:t>在推理与</w:t>
-      </w:r>
-      <w:proofErr w:type="spellEnd"/>
-      <w:r>
-        <w:rPr>
-          <w:sz w:val="21"/>
-        </w:rPr>
-        <w:t xml:space="preserve"> Agent </w:t>
-      </w:r>
-      <w:proofErr w:type="spellStart"/>
-      <w:r>
-        <w:rPr>
-          <w:rFonts w:hint="eastAsia"/>
-          <w:sz w:val="21"/>
-        </w:rPr>
-        <w:t>方向，我了解</w:t>
-      </w:r>
-      <w:proofErr w:type="spellEnd"/>
-      <w:r>
-        <w:rPr>
-          <w:sz w:val="21"/>
-        </w:rPr>
-        <w:t xml:space="preserve"> </w:t>
-      </w:r>
-      <w:proofErr w:type="spellStart"/>
-      <w:r>
-        <w:rPr>
-          <w:sz w:val="21"/>
-        </w:rPr>
-        <w:t>CoT</w:t>
-      </w:r>
-      <w:r>
-        <w:rPr>
-          <w:sz w:val="21"/>
-        </w:rPr>
-        <w:t>、</w:t>
-      </w:r>
-      <w:proofErr w:type="gramStart"/>
-      <w:r>
-        <w:rPr>
-          <w:sz w:val="21"/>
-        </w:rPr>
-        <w:t>ReAct</w:t>
-      </w:r>
-      <w:proofErr w:type="spellEnd"/>
-      <w:proofErr w:type="gramEnd"/>
-      <w:r>
-        <w:rPr>
-          <w:sz w:val="21"/>
-        </w:rPr>
-        <w:t xml:space="preserve"> </w:t>
-      </w:r>
-      <w:r>
-        <w:rPr>
-          <w:rFonts w:hint="eastAsia"/>
-          <w:sz w:val="21"/>
-        </w:rPr>
-        <w:t>等推理范式，熟悉</w:t>
-      </w:r>
-      <w:r>
-        <w:rPr>
-          <w:sz w:val="21"/>
-        </w:rPr>
-        <w:t xml:space="preserve"> Agent </w:t>
-      </w:r>
-      <w:r>
-        <w:rPr>
-          <w:rFonts w:hint="eastAsia"/>
-          <w:sz w:val="21"/>
-        </w:rPr>
-        <w:t>设计、</w:t>
-      </w:r>
-      <w:r>
-        <w:rPr>
-          <w:rFonts w:hint="eastAsia"/>
-          <w:sz w:val="21"/>
-        </w:rPr>
-        <w:t>Function</w:t>
-      </w:r>
-      <w:r>
-        <w:rPr>
-          <w:sz w:val="21"/>
-        </w:rPr>
-        <w:t xml:space="preserve"> Calling </w:t>
-      </w:r>
-      <w:r>
-        <w:rPr>
-          <w:rFonts w:hint="eastAsia"/>
-          <w:sz w:val="21"/>
-        </w:rPr>
-        <w:t>与</w:t>
-      </w:r>
-      <w:r>
-        <w:rPr>
-          <w:sz w:val="21"/>
-        </w:rPr>
-        <w:t xml:space="preserve"> MCP </w:t>
-      </w:r>
-      <w:r>
-        <w:rPr>
-          <w:rFonts w:hint="eastAsia"/>
-          <w:sz w:val="21"/>
-        </w:rPr>
-        <w:t>协</w:t>
-      </w:r>
-      <w:r>
-        <w:rPr>
-          <w:rFonts w:hint="eastAsia"/>
-          <w:sz w:val="21"/>
-        </w:rPr>
-        <w:t>议，也了解</w:t>
-      </w:r>
-      <w:r>
-        <w:rPr>
-          <w:sz w:val="21"/>
-        </w:rPr>
-        <w:t xml:space="preserve"> </w:t>
-      </w:r>
-      <w:proofErr w:type="spellStart"/>
-      <w:r>
-        <w:rPr>
-          <w:sz w:val="21"/>
-        </w:rPr>
-        <w:t>vLLM</w:t>
-      </w:r>
-      <w:r>
-        <w:rPr>
-          <w:sz w:val="21"/>
-        </w:rPr>
-        <w:t>、</w:t>
-      </w:r>
-      <w:r>
-        <w:rPr>
-          <w:sz w:val="21"/>
-        </w:rPr>
-        <w:t>SGLang</w:t>
-      </w:r>
-      <w:proofErr w:type="spellEnd"/>
-      <w:r>
-        <w:rPr>
-          <w:sz w:val="21"/>
-        </w:rPr>
-        <w:t xml:space="preserve"> </w:t>
-      </w:r>
-      <w:proofErr w:type="spellStart"/>
-      <w:r>
-        <w:rPr>
-          <w:rFonts w:hint="eastAsia"/>
-          <w:sz w:val="21"/>
-        </w:rPr>
-        <w:t>等推理引擎的核心加速机制以及</w:t>
-      </w:r>
-      <w:proofErr w:type="spellEnd"/>
-      <w:r>
-        <w:rPr>
-          <w:sz w:val="21"/>
-        </w:rPr>
-        <w:t xml:space="preserve"> RAG </w:t>
-      </w:r>
-      <w:proofErr w:type="spellStart"/>
-      <w:r>
-        <w:rPr>
-          <w:rFonts w:hint="eastAsia"/>
-          <w:sz w:val="21"/>
-        </w:rPr>
-        <w:t>系统的构建</w:t>
-      </w:r>
-      <w:proofErr w:type="spellEnd"/>
-      <w:r>
-        <w:rPr>
-          <w:rFonts w:hint="eastAsia"/>
-          <w:sz w:val="21"/>
-        </w:rPr>
-        <w:t>。</w:t>
+          <w:sz w:val="20"/>
+          <w:lang w:eastAsia="zh-CN"/>
+        </w:rPr>
+        <w:t>方向一直很感兴趣，平时这方面的知识也学的挺多。</w:t>
       </w:r>
     </w:p>
     <w:p>
       <w:pPr>
         <w:pStyle w:val="FirstParagraph"/>
-        <w:rPr>
-          <w:sz w:val="21"/>
+        <w:snapToGrid w:val="0"/>
+        <w:spacing w:line="216" w:lineRule="auto"/>
+        <w:ind w:firstLineChars="200" w:firstLine="400"/>
+        <w:contextualSpacing/>
+        <w:rPr>
+          <w:sz w:val="20"/>
           <w:lang w:eastAsia="zh-CN"/>
         </w:rPr>
       </w:pPr>
       <w:r>
         <w:rPr>
           <w:rFonts w:hint="eastAsia"/>
-          <w:sz w:val="21"/>
-          <w:lang w:eastAsia="zh-CN"/>
-        </w:rPr>
-        <w:t>此</w:t>
-      </w:r>
-      <w:r>
-        <w:rPr>
-          <w:rFonts w:hint="eastAsia"/>
-          <w:sz w:val="21"/>
-          <w:lang w:eastAsia="zh-CN"/>
-        </w:rPr>
-        <w:t>外，在模型微调方面，我了解</w:t>
-      </w:r>
-      <w:r>
-        <w:rPr>
-          <w:sz w:val="21"/>
+          <w:sz w:val="20"/>
+          <w:lang w:eastAsia="zh-CN"/>
+        </w:rPr>
+        <w:t>技术方面，我深入研读过</w:t>
+      </w:r>
+      <w:r>
+        <w:rPr>
+          <w:sz w:val="20"/>
+          <w:lang w:eastAsia="zh-CN"/>
+        </w:rPr>
+        <w:t xml:space="preserve"> GPT</w:t>
+      </w:r>
+      <w:r>
+        <w:rPr>
+          <w:rFonts w:hint="eastAsia"/>
+          <w:sz w:val="20"/>
+          <w:lang w:eastAsia="zh-CN"/>
+        </w:rPr>
+        <w:t>、</w:t>
+      </w:r>
+      <w:proofErr w:type="spellStart"/>
+      <w:r>
+        <w:rPr>
+          <w:rFonts w:hint="eastAsia"/>
+          <w:sz w:val="20"/>
+          <w:lang w:eastAsia="zh-CN"/>
+        </w:rPr>
+        <w:t>DeepSeek</w:t>
+      </w:r>
+      <w:proofErr w:type="spellEnd"/>
+      <w:r>
+        <w:rPr>
+          <w:rFonts w:hint="eastAsia"/>
+          <w:sz w:val="20"/>
+          <w:lang w:eastAsia="zh-CN"/>
+        </w:rPr>
+        <w:t>、</w:t>
+      </w:r>
+      <w:proofErr w:type="spellStart"/>
+      <w:r>
+        <w:rPr>
+          <w:rFonts w:hint="eastAsia"/>
+          <w:sz w:val="20"/>
+          <w:lang w:eastAsia="zh-CN"/>
+        </w:rPr>
+        <w:t>Qwen</w:t>
+      </w:r>
+      <w:proofErr w:type="spellEnd"/>
+      <w:r>
+        <w:rPr>
+          <w:sz w:val="20"/>
           <w:lang w:eastAsia="zh-CN"/>
         </w:rPr>
         <w:t xml:space="preserve"> </w:t>
       </w:r>
+      <w:r>
+        <w:rPr>
+          <w:rFonts w:hint="eastAsia"/>
+          <w:sz w:val="20"/>
+          <w:lang w:eastAsia="zh-CN"/>
+        </w:rPr>
+        <w:t>等主流模型的技术报告，对它们在架构上的创新演进有较系统的了解，比如</w:t>
+      </w:r>
+      <w:r>
+        <w:rPr>
+          <w:sz w:val="20"/>
+          <w:lang w:eastAsia="zh-CN"/>
+        </w:rPr>
+        <w:t xml:space="preserve"> MLA</w:t>
+      </w:r>
+      <w:r>
+        <w:rPr>
+          <w:sz w:val="20"/>
+          <w:lang w:eastAsia="zh-CN"/>
+        </w:rPr>
+        <w:t>、</w:t>
+      </w:r>
       <w:proofErr w:type="spellStart"/>
       <w:r>
         <w:rPr>
-          <w:sz w:val="21"/>
-          <w:lang w:eastAsia="zh-CN"/>
-        </w:rPr>
-        <w:t>LoRA</w:t>
+          <w:sz w:val="20"/>
+          <w:lang w:eastAsia="zh-CN"/>
+        </w:rPr>
+        <w:t>MoE</w:t>
       </w:r>
       <w:proofErr w:type="spellEnd"/>
       <w:r>
         <w:rPr>
-          <w:sz w:val="21"/>
+          <w:sz w:val="20"/>
+          <w:lang w:eastAsia="zh-CN"/>
+        </w:rPr>
+        <w:t>、</w:t>
+      </w:r>
+      <w:r>
+        <w:rPr>
+          <w:sz w:val="20"/>
+          <w:lang w:eastAsia="zh-CN"/>
+        </w:rPr>
+        <w:t xml:space="preserve">MTP </w:t>
+      </w:r>
+      <w:r>
+        <w:rPr>
+          <w:rFonts w:hint="eastAsia"/>
+          <w:sz w:val="20"/>
+          <w:lang w:eastAsia="zh-CN"/>
+        </w:rPr>
+        <w:t>等关键设计。我对大模型的整体训练链路比较熟悉，从</w:t>
+      </w:r>
+      <w:r>
+        <w:rPr>
+          <w:rFonts w:hint="eastAsia"/>
+          <w:sz w:val="20"/>
+          <w:lang w:eastAsia="zh-CN"/>
+        </w:rPr>
+        <w:t>pre-training</w:t>
+      </w:r>
+      <w:r>
+        <w:rPr>
+          <w:rFonts w:hint="eastAsia"/>
+          <w:sz w:val="20"/>
+          <w:lang w:eastAsia="zh-CN"/>
+        </w:rPr>
+        <w:t>、</w:t>
+      </w:r>
+      <w:r>
+        <w:rPr>
+          <w:rFonts w:hint="eastAsia"/>
+          <w:sz w:val="20"/>
+          <w:lang w:eastAsia="zh-CN"/>
+        </w:rPr>
+        <w:t>SFT</w:t>
+      </w:r>
+      <w:r>
+        <w:rPr>
+          <w:rFonts w:hint="eastAsia"/>
+          <w:sz w:val="20"/>
+          <w:lang w:eastAsia="zh-CN"/>
+        </w:rPr>
+        <w:t>，再到</w:t>
+      </w:r>
+      <w:r>
+        <w:rPr>
+          <w:rFonts w:hint="eastAsia"/>
+          <w:sz w:val="20"/>
+          <w:lang w:eastAsia="zh-CN"/>
+        </w:rPr>
+        <w:t>RL</w:t>
+      </w:r>
+      <w:r>
+        <w:rPr>
+          <w:rFonts w:hint="eastAsia"/>
+          <w:sz w:val="20"/>
+          <w:lang w:eastAsia="zh-CN"/>
+        </w:rPr>
+        <w:t>，以及</w:t>
+      </w:r>
+      <w:r>
+        <w:rPr>
+          <w:sz w:val="20"/>
+          <w:lang w:eastAsia="zh-CN"/>
+        </w:rPr>
+        <w:t xml:space="preserve"> PPO</w:t>
+      </w:r>
+      <w:r>
+        <w:rPr>
+          <w:sz w:val="20"/>
+          <w:lang w:eastAsia="zh-CN"/>
+        </w:rPr>
+        <w:t>、</w:t>
+      </w:r>
+      <w:r>
+        <w:rPr>
+          <w:sz w:val="20"/>
+          <w:lang w:eastAsia="zh-CN"/>
+        </w:rPr>
+        <w:t xml:space="preserve">GRPO </w:t>
+      </w:r>
+      <w:r>
+        <w:rPr>
+          <w:rFonts w:hint="eastAsia"/>
+          <w:sz w:val="20"/>
+          <w:lang w:eastAsia="zh-CN"/>
+        </w:rPr>
+        <w:t>等具体算法实现，并在</w:t>
+      </w:r>
+      <w:r>
+        <w:rPr>
+          <w:sz w:val="20"/>
           <w:lang w:eastAsia="zh-CN"/>
         </w:rPr>
         <w:t xml:space="preserve"> </w:t>
       </w:r>
-      <w:r>
-        <w:rPr>
-          <w:rFonts w:hint="eastAsia"/>
-          <w:sz w:val="21"/>
-          <w:lang w:eastAsia="zh-CN"/>
-        </w:rPr>
-        <w:t>微调的原理，也在本地尝试过用</w:t>
-      </w:r>
-      <w:r>
-        <w:rPr>
-          <w:sz w:val="21"/>
-          <w:lang w:eastAsia="zh-CN"/>
-        </w:rPr>
-        <w:t xml:space="preserve"> GPT-4 </w:t>
-      </w:r>
-      <w:r>
-        <w:rPr>
-          <w:rFonts w:hint="eastAsia"/>
-          <w:sz w:val="21"/>
-          <w:lang w:eastAsia="zh-CN"/>
-        </w:rPr>
-        <w:t>蒸馏数据对</w:t>
-      </w:r>
-      <w:r>
-        <w:rPr>
-          <w:sz w:val="21"/>
-          <w:lang w:eastAsia="zh-CN"/>
-        </w:rPr>
-        <w:t xml:space="preserve"> LLaMA-7B </w:t>
-      </w:r>
-      <w:r>
-        <w:rPr>
-          <w:rFonts w:hint="eastAsia"/>
-          <w:sz w:val="21"/>
-          <w:lang w:eastAsia="zh-CN"/>
-        </w:rPr>
-        <w:t>进行</w:t>
-      </w:r>
-      <w:r>
-        <w:rPr>
-          <w:sz w:val="21"/>
+      <w:proofErr w:type="spellStart"/>
+      <w:r>
+        <w:rPr>
+          <w:sz w:val="20"/>
+          <w:lang w:eastAsia="zh-CN"/>
+        </w:rPr>
+        <w:t>VeRL</w:t>
+      </w:r>
+      <w:proofErr w:type="spellEnd"/>
+      <w:r>
+        <w:rPr>
+          <w:sz w:val="20"/>
           <w:lang w:eastAsia="zh-CN"/>
         </w:rPr>
         <w:t xml:space="preserve"> </w:t>
       </w:r>
-      <w:proofErr w:type="spellStart"/>
-      <w:r>
-        <w:rPr>
-          <w:sz w:val="21"/>
-          <w:lang w:eastAsia="zh-CN"/>
-        </w:rPr>
-        <w:t>LoRA</w:t>
-      </w:r>
-      <w:proofErr w:type="spellEnd"/>
-      <w:r>
-        <w:rPr>
-          <w:sz w:val="21"/>
-          <w:lang w:eastAsia="zh-CN"/>
-        </w:rPr>
-        <w:t xml:space="preserve"> </w:t>
-      </w:r>
-      <w:r>
-        <w:rPr>
-          <w:rFonts w:hint="eastAsia"/>
-          <w:sz w:val="21"/>
-          <w:lang w:eastAsia="zh-CN"/>
-        </w:rPr>
-        <w:t>微调来达到模拟复现</w:t>
-      </w:r>
-      <w:r>
-        <w:rPr>
-          <w:sz w:val="21"/>
-          <w:lang w:eastAsia="zh-CN"/>
-        </w:rPr>
-        <w:t xml:space="preserve"> Alpaca 7B </w:t>
-      </w:r>
-      <w:r>
-        <w:rPr>
-          <w:rFonts w:hint="eastAsia"/>
-          <w:sz w:val="21"/>
-          <w:lang w:eastAsia="zh-CN"/>
-        </w:rPr>
-        <w:t>的效果。</w:t>
+      <w:r>
+        <w:rPr>
+          <w:rFonts w:hint="eastAsia"/>
+          <w:sz w:val="20"/>
+          <w:lang w:eastAsia="zh-CN"/>
+        </w:rPr>
+        <w:t>分布式训练框架上有实际的</w:t>
+      </w:r>
+      <w:r>
+        <w:rPr>
+          <w:sz w:val="20"/>
+          <w:lang w:eastAsia="zh-CN"/>
+        </w:rPr>
+        <w:t xml:space="preserve"> RL </w:t>
+      </w:r>
+      <w:r>
+        <w:rPr>
+          <w:rFonts w:hint="eastAsia"/>
+          <w:sz w:val="20"/>
+          <w:lang w:eastAsia="zh-CN"/>
+        </w:rPr>
+        <w:t>训练经验。</w:t>
       </w:r>
     </w:p>
     <w:p>
       <w:pPr>
-        <w:pStyle w:val="a0"/>
-        <w:rPr>
-          <w:sz w:val="21"/>
+        <w:pStyle w:val="FirstParagraph"/>
+        <w:snapToGrid w:val="0"/>
+        <w:spacing w:line="216" w:lineRule="auto"/>
+        <w:ind w:firstLineChars="200" w:firstLine="400"/>
+        <w:contextualSpacing/>
+        <w:rPr>
+          <w:sz w:val="20"/>
           <w:lang w:eastAsia="zh-CN"/>
         </w:rPr>
       </w:pPr>
       <w:r>
         <w:rPr>
           <w:rFonts w:hint="eastAsia"/>
-          <w:sz w:val="21"/>
-          <w:lang w:eastAsia="zh-CN"/>
-        </w:rPr>
-        <w:t>在项目方面，我目前主要在做一个基于</w:t>
-      </w:r>
-      <w:proofErr w:type="gramStart"/>
-      <w:r>
-        <w:rPr>
-          <w:rFonts w:hint="eastAsia"/>
-          <w:sz w:val="21"/>
-          <w:lang w:eastAsia="zh-CN"/>
-        </w:rPr>
-        <w:t>图引导</w:t>
-      </w:r>
-      <w:proofErr w:type="gramEnd"/>
-      <w:r>
-        <w:rPr>
-          <w:rFonts w:hint="eastAsia"/>
-          <w:sz w:val="21"/>
-          <w:lang w:eastAsia="zh-CN"/>
-        </w:rPr>
-        <w:t>的代码定位</w:t>
-      </w:r>
-      <w:r>
-        <w:rPr>
-          <w:sz w:val="21"/>
+          <w:sz w:val="20"/>
+          <w:lang w:eastAsia="zh-CN"/>
+        </w:rPr>
+        <w:t>在推理与</w:t>
+      </w:r>
+      <w:r>
+        <w:rPr>
+          <w:sz w:val="20"/>
+          <w:lang w:eastAsia="zh-CN"/>
+        </w:rPr>
+        <w:t xml:space="preserve"> Agent </w:t>
+      </w:r>
+      <w:r>
+        <w:rPr>
+          <w:rFonts w:hint="eastAsia"/>
+          <w:sz w:val="20"/>
+          <w:lang w:eastAsia="zh-CN"/>
+        </w:rPr>
+        <w:t>方向，我了解</w:t>
+      </w:r>
+      <w:r>
+        <w:rPr>
+          <w:sz w:val="20"/>
           <w:lang w:eastAsia="zh-CN"/>
         </w:rPr>
         <w:t xml:space="preserve"> </w:t>
       </w:r>
-      <w:r>
-        <w:rPr>
-          <w:rFonts w:hint="eastAsia"/>
-          <w:sz w:val="21"/>
-          <w:lang w:eastAsia="zh-CN"/>
-        </w:rPr>
-        <w:t>Agent</w:t>
-      </w:r>
-      <w:r>
-        <w:rPr>
-          <w:rFonts w:hint="eastAsia"/>
-          <w:sz w:val="21"/>
-          <w:lang w:eastAsia="zh-CN"/>
-        </w:rPr>
-        <w:t>，核心思路是将代码库解析为有向异构图，配合</w:t>
-      </w:r>
-      <w:proofErr w:type="gramStart"/>
-      <w:r>
-        <w:rPr>
-          <w:rFonts w:hint="eastAsia"/>
-          <w:sz w:val="21"/>
-          <w:lang w:eastAsia="zh-CN"/>
-        </w:rPr>
-        <w:t>图操</w:t>
-      </w:r>
-      <w:proofErr w:type="gramEnd"/>
-      <w:r>
-        <w:rPr>
-          <w:rFonts w:hint="eastAsia"/>
-          <w:sz w:val="21"/>
-          <w:lang w:eastAsia="zh-CN"/>
-        </w:rPr>
-        <w:t>作工具实现多</w:t>
-      </w:r>
-      <w:proofErr w:type="gramStart"/>
-      <w:r>
-        <w:rPr>
-          <w:rFonts w:hint="eastAsia"/>
-          <w:sz w:val="21"/>
-          <w:lang w:eastAsia="zh-CN"/>
-        </w:rPr>
-        <w:t>跳跨文</w:t>
-      </w:r>
-      <w:proofErr w:type="gramEnd"/>
-      <w:r>
-        <w:rPr>
-          <w:rFonts w:hint="eastAsia"/>
-          <w:sz w:val="21"/>
-          <w:lang w:eastAsia="zh-CN"/>
-        </w:rPr>
-        <w:t>件推理，并在</w:t>
-      </w:r>
-      <w:r>
-        <w:rPr>
-          <w:sz w:val="21"/>
+      <w:proofErr w:type="spellStart"/>
+      <w:r>
+        <w:rPr>
+          <w:sz w:val="20"/>
+          <w:lang w:eastAsia="zh-CN"/>
+        </w:rPr>
+        <w:t>CoT</w:t>
+      </w:r>
+      <w:proofErr w:type="spellEnd"/>
+      <w:r>
+        <w:rPr>
+          <w:sz w:val="20"/>
+          <w:lang w:eastAsia="zh-CN"/>
+        </w:rPr>
+        <w:t>、</w:t>
+      </w:r>
+      <w:proofErr w:type="spellStart"/>
+      <w:r>
+        <w:rPr>
+          <w:sz w:val="20"/>
+          <w:lang w:eastAsia="zh-CN"/>
+        </w:rPr>
+        <w:t>ReAct</w:t>
+      </w:r>
+      <w:proofErr w:type="spellEnd"/>
+      <w:r>
+        <w:rPr>
+          <w:sz w:val="20"/>
           <w:lang w:eastAsia="zh-CN"/>
         </w:rPr>
         <w:t xml:space="preserve"> </w:t>
       </w:r>
+      <w:r>
+        <w:rPr>
+          <w:rFonts w:hint="eastAsia"/>
+          <w:sz w:val="20"/>
+          <w:lang w:eastAsia="zh-CN"/>
+        </w:rPr>
+        <w:t>等推理范式，熟悉</w:t>
+      </w:r>
+      <w:r>
+        <w:rPr>
+          <w:sz w:val="20"/>
+          <w:lang w:eastAsia="zh-CN"/>
+        </w:rPr>
+        <w:t xml:space="preserve"> Agent </w:t>
+      </w:r>
+      <w:r>
+        <w:rPr>
+          <w:rFonts w:hint="eastAsia"/>
+          <w:sz w:val="20"/>
+          <w:lang w:eastAsia="zh-CN"/>
+        </w:rPr>
+        <w:t>设计、</w:t>
+      </w:r>
+      <w:r>
+        <w:rPr>
+          <w:rFonts w:hint="eastAsia"/>
+          <w:sz w:val="20"/>
+          <w:lang w:eastAsia="zh-CN"/>
+        </w:rPr>
+        <w:t>Function</w:t>
+      </w:r>
+      <w:r>
+        <w:rPr>
+          <w:sz w:val="20"/>
+          <w:lang w:eastAsia="zh-CN"/>
+        </w:rPr>
+        <w:t xml:space="preserve"> Calling </w:t>
+      </w:r>
+      <w:r>
+        <w:rPr>
+          <w:rFonts w:hint="eastAsia"/>
+          <w:sz w:val="20"/>
+          <w:lang w:eastAsia="zh-CN"/>
+        </w:rPr>
+        <w:t>与</w:t>
+      </w:r>
+      <w:r>
+        <w:rPr>
+          <w:sz w:val="20"/>
+          <w:lang w:eastAsia="zh-CN"/>
+        </w:rPr>
+        <w:t xml:space="preserve"> MCP </w:t>
+      </w:r>
+      <w:r>
+        <w:rPr>
+          <w:rFonts w:hint="eastAsia"/>
+          <w:sz w:val="20"/>
+          <w:lang w:eastAsia="zh-CN"/>
+        </w:rPr>
+        <w:t>协议，也了解</w:t>
+      </w:r>
+      <w:r>
+        <w:rPr>
+          <w:sz w:val="20"/>
+          <w:lang w:eastAsia="zh-CN"/>
+        </w:rPr>
+        <w:t xml:space="preserve"> </w:t>
+      </w:r>
       <w:proofErr w:type="spellStart"/>
       <w:r>
         <w:rPr>
-          <w:sz w:val="21"/>
-          <w:lang w:eastAsia="zh-CN"/>
-        </w:rPr>
-        <w:t>VeRL</w:t>
+          <w:sz w:val="20"/>
+          <w:lang w:eastAsia="zh-CN"/>
+        </w:rPr>
+        <w:t>vLLM</w:t>
       </w:r>
       <w:proofErr w:type="spellEnd"/>
       <w:r>
         <w:rPr>
-          <w:sz w:val="21"/>
+          <w:sz w:val="20"/>
+          <w:lang w:eastAsia="zh-CN"/>
+        </w:rPr>
+        <w:t>、</w:t>
+      </w:r>
+      <w:proofErr w:type="spellStart"/>
+      <w:r>
+        <w:rPr>
+          <w:sz w:val="20"/>
+          <w:lang w:eastAsia="zh-CN"/>
+        </w:rPr>
+        <w:t>SGLang</w:t>
+      </w:r>
+      <w:proofErr w:type="spellEnd"/>
+      <w:r>
+        <w:rPr>
+          <w:sz w:val="20"/>
           <w:lang w:eastAsia="zh-CN"/>
         </w:rPr>
         <w:t xml:space="preserve"> </w:t>
@@ -899,100 +648,387 @@
       <w:r>
         <w:rPr>
           <w:rFonts w:hint="eastAsia"/>
-          <w:sz w:val="21"/>
-          <w:lang w:eastAsia="zh-CN"/>
-        </w:rPr>
-        <w:t>框架上对</w:t>
-      </w:r>
-      <w:r>
-        <w:rPr>
-          <w:sz w:val="21"/>
-          <w:lang w:eastAsia="zh-CN"/>
-        </w:rPr>
-        <w:t xml:space="preserve"> Qwen3-8B base </w:t>
-      </w:r>
-      <w:r>
-        <w:rPr>
-          <w:rFonts w:hint="eastAsia"/>
-          <w:sz w:val="21"/>
-          <w:lang w:eastAsia="zh-CN"/>
-        </w:rPr>
-        <w:t>模型上进行</w:t>
-      </w:r>
-      <w:r>
-        <w:rPr>
-          <w:sz w:val="21"/>
-          <w:lang w:eastAsia="zh-CN"/>
-        </w:rPr>
-        <w:t xml:space="preserve"> RL </w:t>
-      </w:r>
-      <w:r>
-        <w:rPr>
-          <w:rFonts w:hint="eastAsia"/>
-          <w:sz w:val="21"/>
-          <w:lang w:eastAsia="zh-CN"/>
-        </w:rPr>
-        <w:t>训练。在文件级和</w:t>
-      </w:r>
-      <w:proofErr w:type="gramStart"/>
-      <w:r>
-        <w:rPr>
-          <w:rFonts w:hint="eastAsia"/>
-          <w:sz w:val="21"/>
-          <w:lang w:eastAsia="zh-CN"/>
-        </w:rPr>
-        <w:t>函数级定位</w:t>
-      </w:r>
-      <w:proofErr w:type="gramEnd"/>
-      <w:r>
-        <w:rPr>
-          <w:rFonts w:hint="eastAsia"/>
-          <w:sz w:val="21"/>
-          <w:lang w:eastAsia="zh-CN"/>
-        </w:rPr>
-        <w:t>任务上，各</w:t>
-      </w:r>
-      <w:r>
-        <w:rPr>
-          <w:rFonts w:hint="eastAsia"/>
-          <w:sz w:val="21"/>
-          <w:lang w:eastAsia="zh-CN"/>
-        </w:rPr>
-        <w:t>项指标均有较明显的提升。</w:t>
+          <w:sz w:val="20"/>
+          <w:lang w:eastAsia="zh-CN"/>
+        </w:rPr>
+        <w:t>等推理引擎的核心加速机制以及</w:t>
+      </w:r>
+      <w:r>
+        <w:rPr>
+          <w:sz w:val="20"/>
+          <w:lang w:eastAsia="zh-CN"/>
+        </w:rPr>
+        <w:t xml:space="preserve"> RAG </w:t>
+      </w:r>
+      <w:r>
+        <w:rPr>
+          <w:rFonts w:hint="eastAsia"/>
+          <w:sz w:val="20"/>
+          <w:lang w:eastAsia="zh-CN"/>
+        </w:rPr>
+        <w:t>系统的构建。</w:t>
       </w:r>
     </w:p>
     <w:p>
       <w:pPr>
-        <w:pStyle w:val="a0"/>
-        <w:rPr>
-          <w:sz w:val="21"/>
+        <w:pStyle w:val="FirstParagraph"/>
+        <w:snapToGrid w:val="0"/>
+        <w:spacing w:line="216" w:lineRule="auto"/>
+        <w:ind w:firstLineChars="200" w:firstLine="400"/>
+        <w:contextualSpacing/>
+        <w:rPr>
+          <w:sz w:val="20"/>
           <w:lang w:eastAsia="zh-CN"/>
         </w:rPr>
       </w:pPr>
       <w:r>
         <w:rPr>
           <w:rFonts w:hint="eastAsia"/>
-          <w:sz w:val="21"/>
-          <w:lang w:eastAsia="zh-CN"/>
-        </w:rPr>
-        <w:t>我对大模型算法方向还是有比较浓厚的兴趣，期待能在这次面试以及将来可能的实习中</w:t>
+          <w:sz w:val="20"/>
+          <w:lang w:eastAsia="zh-CN"/>
+        </w:rPr>
+        <w:t>此外，在模型微调方面，我了解</w:t>
+      </w:r>
+      <w:r>
+        <w:rPr>
+          <w:sz w:val="20"/>
+          <w:lang w:eastAsia="zh-CN"/>
+        </w:rPr>
+        <w:t xml:space="preserve"> </w:t>
+      </w:r>
+      <w:proofErr w:type="spellStart"/>
+      <w:r>
+        <w:rPr>
+          <w:sz w:val="20"/>
+          <w:lang w:eastAsia="zh-CN"/>
+        </w:rPr>
+        <w:t>LoRA</w:t>
+      </w:r>
+      <w:proofErr w:type="spellEnd"/>
+      <w:r>
+        <w:rPr>
+          <w:sz w:val="20"/>
+          <w:lang w:eastAsia="zh-CN"/>
+        </w:rPr>
+        <w:t xml:space="preserve"> </w:t>
+      </w:r>
+      <w:r>
+        <w:rPr>
+          <w:rFonts w:hint="eastAsia"/>
+          <w:sz w:val="20"/>
+          <w:lang w:eastAsia="zh-CN"/>
+        </w:rPr>
+        <w:t>微调的原理，也在本地尝试过用</w:t>
+      </w:r>
+      <w:r>
+        <w:rPr>
+          <w:sz w:val="20"/>
+          <w:lang w:eastAsia="zh-CN"/>
+        </w:rPr>
+        <w:t xml:space="preserve"> GPT-4 </w:t>
+      </w:r>
+      <w:r>
+        <w:rPr>
+          <w:rFonts w:hint="eastAsia"/>
+          <w:sz w:val="20"/>
+          <w:lang w:eastAsia="zh-CN"/>
+        </w:rPr>
+        <w:t>蒸馏数据对</w:t>
+      </w:r>
+      <w:r>
+        <w:rPr>
+          <w:sz w:val="20"/>
+          <w:lang w:eastAsia="zh-CN"/>
+        </w:rPr>
+        <w:t xml:space="preserve"> LLaMA-7B </w:t>
+      </w:r>
+      <w:r>
+        <w:rPr>
+          <w:rFonts w:hint="eastAsia"/>
+          <w:sz w:val="20"/>
+          <w:lang w:eastAsia="zh-CN"/>
+        </w:rPr>
+        <w:t>进行</w:t>
+      </w:r>
+      <w:r>
+        <w:rPr>
+          <w:sz w:val="20"/>
+          <w:lang w:eastAsia="zh-CN"/>
+        </w:rPr>
+        <w:t xml:space="preserve"> </w:t>
+      </w:r>
+      <w:proofErr w:type="spellStart"/>
+      <w:r>
+        <w:rPr>
+          <w:sz w:val="20"/>
+          <w:lang w:eastAsia="zh-CN"/>
+        </w:rPr>
+        <w:t>LoRA</w:t>
+      </w:r>
+      <w:proofErr w:type="spellEnd"/>
+      <w:r>
+        <w:rPr>
+          <w:sz w:val="20"/>
+          <w:lang w:eastAsia="zh-CN"/>
+        </w:rPr>
+        <w:t xml:space="preserve"> </w:t>
+      </w:r>
+      <w:r>
+        <w:rPr>
+          <w:rFonts w:hint="eastAsia"/>
+          <w:sz w:val="20"/>
+          <w:lang w:eastAsia="zh-CN"/>
+        </w:rPr>
+        <w:t>微调来达到模拟复现</w:t>
+      </w:r>
+      <w:r>
+        <w:rPr>
+          <w:sz w:val="20"/>
+          <w:lang w:eastAsia="zh-CN"/>
+        </w:rPr>
+        <w:t xml:space="preserve"> Alpaca 7B </w:t>
+      </w:r>
+      <w:r>
+        <w:rPr>
+          <w:rFonts w:hint="eastAsia"/>
+          <w:sz w:val="20"/>
+          <w:lang w:eastAsia="zh-CN"/>
+        </w:rPr>
+        <w:t>的效果。</w:t>
+      </w:r>
+    </w:p>
+    <w:p>
+      <w:pPr>
+        <w:pStyle w:val="FirstParagraph"/>
+        <w:snapToGrid w:val="0"/>
+        <w:spacing w:line="216" w:lineRule="auto"/>
+        <w:ind w:firstLineChars="200" w:firstLine="400"/>
+        <w:contextualSpacing/>
+        <w:rPr>
+          <w:sz w:val="20"/>
+          <w:lang w:eastAsia="zh-CN"/>
+        </w:rPr>
+      </w:pPr>
+      <w:r>
+        <w:rPr>
+          <w:rFonts w:hint="eastAsia"/>
+          <w:sz w:val="20"/>
+          <w:lang w:eastAsia="zh-CN"/>
+        </w:rPr>
+        <w:t>在项目方面，我目前主要在做一个基于</w:t>
+      </w:r>
+      <w:proofErr w:type="gramStart"/>
+      <w:r>
+        <w:rPr>
+          <w:rFonts w:hint="eastAsia"/>
+          <w:sz w:val="20"/>
+          <w:lang w:eastAsia="zh-CN"/>
+        </w:rPr>
+        <w:t>图引导</w:t>
+      </w:r>
+      <w:proofErr w:type="gramEnd"/>
+      <w:r>
+        <w:rPr>
+          <w:rFonts w:hint="eastAsia"/>
+          <w:sz w:val="20"/>
+          <w:lang w:eastAsia="zh-CN"/>
+        </w:rPr>
+        <w:t>的代码定位</w:t>
+      </w:r>
+      <w:r>
+        <w:rPr>
+          <w:sz w:val="20"/>
+          <w:lang w:eastAsia="zh-CN"/>
+        </w:rPr>
+        <w:t xml:space="preserve"> </w:t>
+      </w:r>
+      <w:r>
+        <w:rPr>
+          <w:rFonts w:hint="eastAsia"/>
+          <w:sz w:val="20"/>
+          <w:lang w:eastAsia="zh-CN"/>
+        </w:rPr>
+        <w:t>Agent</w:t>
+      </w:r>
+      <w:r>
+        <w:rPr>
+          <w:rFonts w:hint="eastAsia"/>
+          <w:sz w:val="20"/>
+          <w:lang w:eastAsia="zh-CN"/>
+        </w:rPr>
+        <w:t>，核心思路是将代码库解析为有向异构图，配合</w:t>
+      </w:r>
+      <w:proofErr w:type="gramStart"/>
+      <w:r>
+        <w:rPr>
+          <w:rFonts w:hint="eastAsia"/>
+          <w:sz w:val="20"/>
+          <w:lang w:eastAsia="zh-CN"/>
+        </w:rPr>
+        <w:t>图操作</w:t>
+      </w:r>
+      <w:proofErr w:type="gramEnd"/>
+      <w:r>
+        <w:rPr>
+          <w:rFonts w:hint="eastAsia"/>
+          <w:sz w:val="20"/>
+          <w:lang w:eastAsia="zh-CN"/>
+        </w:rPr>
+        <w:t>工具实现多</w:t>
+      </w:r>
+      <w:proofErr w:type="gramStart"/>
+      <w:r>
+        <w:rPr>
+          <w:rFonts w:hint="eastAsia"/>
+          <w:sz w:val="20"/>
+          <w:lang w:eastAsia="zh-CN"/>
+        </w:rPr>
+        <w:t>跳跨文件</w:t>
+      </w:r>
+      <w:proofErr w:type="gramEnd"/>
+      <w:r>
+        <w:rPr>
+          <w:rFonts w:hint="eastAsia"/>
+          <w:sz w:val="20"/>
+          <w:lang w:eastAsia="zh-CN"/>
+        </w:rPr>
+        <w:t>推理，并在</w:t>
+      </w:r>
+      <w:r>
+        <w:rPr>
+          <w:sz w:val="20"/>
+          <w:lang w:eastAsia="zh-CN"/>
+        </w:rPr>
+        <w:t xml:space="preserve"> </w:t>
+      </w:r>
+      <w:proofErr w:type="spellStart"/>
+      <w:r>
+        <w:rPr>
+          <w:sz w:val="20"/>
+          <w:lang w:eastAsia="zh-CN"/>
+        </w:rPr>
+        <w:t>VeRL</w:t>
+      </w:r>
+      <w:proofErr w:type="spellEnd"/>
+      <w:r>
+        <w:rPr>
+          <w:sz w:val="20"/>
+          <w:lang w:eastAsia="zh-CN"/>
+        </w:rPr>
+        <w:t xml:space="preserve"> </w:t>
+      </w:r>
+      <w:r>
+        <w:rPr>
+          <w:rFonts w:hint="eastAsia"/>
+          <w:sz w:val="20"/>
+          <w:lang w:eastAsia="zh-CN"/>
+        </w:rPr>
+        <w:t>框架</w:t>
+      </w:r>
+      <w:r>
+        <w:rPr>
+          <w:rFonts w:hint="eastAsia"/>
+          <w:sz w:val="20"/>
+          <w:lang w:eastAsia="zh-CN"/>
+        </w:rPr>
+        <w:t>下</w:t>
+      </w:r>
+      <w:r>
+        <w:rPr>
+          <w:rFonts w:hint="eastAsia"/>
+          <w:sz w:val="20"/>
+          <w:lang w:eastAsia="zh-CN"/>
+        </w:rPr>
+        <w:t>对</w:t>
+      </w:r>
+      <w:r>
+        <w:rPr>
+          <w:sz w:val="20"/>
+          <w:lang w:eastAsia="zh-CN"/>
+        </w:rPr>
+        <w:t xml:space="preserve"> Qwen3-8B base </w:t>
+      </w:r>
+      <w:r>
+        <w:rPr>
+          <w:rFonts w:hint="eastAsia"/>
+          <w:sz w:val="20"/>
+          <w:lang w:eastAsia="zh-CN"/>
+        </w:rPr>
+        <w:t>模型上进行</w:t>
+      </w:r>
+      <w:r>
+        <w:rPr>
+          <w:sz w:val="20"/>
+          <w:lang w:eastAsia="zh-CN"/>
+        </w:rPr>
+        <w:t xml:space="preserve"> RL </w:t>
+      </w:r>
+      <w:r>
+        <w:rPr>
+          <w:rFonts w:hint="eastAsia"/>
+          <w:sz w:val="20"/>
+          <w:lang w:eastAsia="zh-CN"/>
+        </w:rPr>
+        <w:t>训练。在文件级和</w:t>
+      </w:r>
+      <w:proofErr w:type="gramStart"/>
+      <w:r>
+        <w:rPr>
+          <w:rFonts w:hint="eastAsia"/>
+          <w:sz w:val="20"/>
+          <w:lang w:eastAsia="zh-CN"/>
+        </w:rPr>
+        <w:t>函数级定位</w:t>
+      </w:r>
+      <w:proofErr w:type="gramEnd"/>
+      <w:r>
+        <w:rPr>
+          <w:rFonts w:hint="eastAsia"/>
+          <w:sz w:val="20"/>
+          <w:lang w:eastAsia="zh-CN"/>
+        </w:rPr>
+        <w:t>任务上，各项指标均有较明显的提升。</w:t>
+      </w:r>
+    </w:p>
+    <w:p>
+      <w:pPr>
+        <w:pStyle w:val="FirstParagraph"/>
+        <w:snapToGrid w:val="0"/>
+        <w:spacing w:line="216" w:lineRule="auto"/>
+        <w:ind w:firstLine="400"/>
+        <w:contextualSpacing/>
+        <w:rPr>
+          <w:sz w:val="20"/>
+          <w:lang w:eastAsia="zh-CN"/>
+        </w:rPr>
+      </w:pPr>
+      <w:r>
+        <w:rPr>
+          <w:rFonts w:hint="eastAsia"/>
+          <w:sz w:val="20"/>
+          <w:lang w:eastAsia="zh-CN"/>
+        </w:rPr>
+        <w:t>最后，</w:t>
+      </w:r>
+      <w:r>
+        <w:rPr>
+          <w:rFonts w:hint="eastAsia"/>
+          <w:sz w:val="20"/>
+          <w:lang w:eastAsia="zh-CN"/>
+        </w:rPr>
+        <w:t>我对大模型算法方向还是有比较浓厚的兴趣，期待能在这次面试以及将来可能的实习中进一步学习和成长，谢谢！</w:t>
       </w:r>
       <w:bookmarkStart w:id="1" w:name="_GoBack"/>
+      <w:bookmarkEnd w:id="0"/>
       <w:bookmarkEnd w:id="1"/>
-      <w:r>
-        <w:rPr>
-          <w:rFonts w:hint="eastAsia"/>
-          <w:sz w:val="21"/>
-          <w:lang w:eastAsia="zh-CN"/>
-        </w:rPr>
-        <w:t>进一步学习和成长，谢谢！</w:t>
-      </w:r>
-      <w:bookmarkEnd w:id="0"/>
     </w:p>
     <w:sectPr>
       <w:pgSz w:w="12240" w:h="15840"/>
-      <w:pgMar w:top="284" w:right="720" w:bottom="720" w:left="720" w:header="720" w:footer="720" w:gutter="0"/>
-      <w:cols w:space="720"/>
+      <w:pgMar w:top="284" w:right="720" w:bottom="720" w:left="397" w:header="720" w:footer="720" w:gutter="0"/>
+      <w:cols w:num="2" w:space="425" w:equalWidth="0">
+        <w:col w:w="6323" w:space="425"/>
+        <w:col w:w="4375"/>
+      </w:cols>
       <w:docGrid w:linePitch="326"/>
     </w:sectPr>
   </w:body>
@@ -1239,6 +1275,13 @@
     <w:lsdException w:name="Light Shading"/>
     <w:lsdException w:name="Light List"/>
     <w:lsdException w:name="Light Grid"/>
+    <w:lsdException w:name="Medium Shading 1"/>
+    <w:lsdException w:name="Medium Shading 2"/>
+    <w:lsdException w:name="Medium List 1"/>
+    <w:lsdException w:name="Medium List 2"/>
+    <w:lsdException w:name="Medium Grid 1"/>
+    <w:lsdException w:name="Medium Grid 2"/>
+    <w:lsdException w:name="Medium Grid 3"/>
     <w:lsdException w:name="Dark List"/>
     <w:lsdException w:name="Colorful Shading"/>
     <w:lsdException w:name="Colorful List"/>
@@ -2675,4 +2718,16 @@
     </a:ext>
   </a:extLst>
 </a:theme>
+</file>
+
+<file path=customXml/item1.xml><?xml version="1.0" encoding="utf-8"?>
+<b:Sources xmlns:b="http://schemas.openxmlformats.org/officeDocument/2006/bibliography" xmlns="http://schemas.openxmlformats.org/officeDocument/2006/bibliography" SelectedStyle="\APASixthEditionOfficeOnline.xsl" StyleName="APA" Version="6"/>
+</file>
+
+<file path=customXml/itemProps1.xml><?xml version="1.0" encoding="utf-8"?>
+<ds:datastoreItem xmlns:ds="http://schemas.openxmlformats.org/officeDocument/2006/customXml" ds:itemID="{71CFAD96-3C61-4F09-B379-F53AF7F0D6C1}">
+  <ds:schemaRefs>
+    <ds:schemaRef ds:uri="http://schemas.openxmlformats.org/officeDocument/2006/bibliography"/>
+  </ds:schemaRefs>
+</ds:datastoreItem>
 </file>